--- a/whitepaper/下载版本/WAIC2026人工智能产业空间白皮书.docx
+++ b/whitepaper/下载版本/WAIC2026人工智能产业空间白皮书.docx
@@ -4,13 +4,13 @@
   <w:body>
     <w:p>
       <w:pPr>
-        <w:spacing w:before="600"/>
+        <w:spacing w:before="360"/>
         <w:jc w:val="center"/>
       </w:pPr>
       <w:r>
         <w:drawing>
           <wp:inline xmlns:a="http://schemas.openxmlformats.org/drawingml/2006/main" xmlns:pic="http://schemas.openxmlformats.org/drawingml/2006/picture">
-            <wp:extent cx="4860000" cy="1074316"/>
+            <wp:extent cx="5112000" cy="2440788"/>
             <wp:docPr id="1" name="Picture 1"/>
             <wp:cNvGraphicFramePr>
               <a:graphicFrameLocks noChangeAspect="1"/>
@@ -19,11 +19,11 @@
               <a:graphicData uri="http://schemas.openxmlformats.org/drawingml/2006/picture">
                 <pic:pic>
                   <pic:nvPicPr>
-                    <pic:cNvPr id="0" name="logo_fudan_hprc.png"/>
+                    <pic:cNvPr id="0" name="logo_rchp_print.png"/>
                     <pic:cNvPicPr/>
                   </pic:nvPicPr>
                   <pic:blipFill>
-                    <a:blip r:embed="rId9"/>
+                    <a:blip r:embed="rId13"/>
                     <a:stretch>
                       <a:fillRect/>
                     </a:stretch>
@@ -31,7 +31,7 @@
                   <pic:spPr>
                     <a:xfrm>
                       <a:off x="0" y="0"/>
-                      <a:ext cx="4860000" cy="1074316"/>
+                      <a:ext cx="5112000" cy="2440788"/>
                     </a:xfrm>
                     <a:prstGeom prst="rect"/>
                   </pic:spPr>
@@ -730,7 +730,7 @@
                     <pic:cNvPicPr/>
                   </pic:nvPicPr>
                   <pic:blipFill>
-                    <a:blip r:embed="rId10"/>
+                    <a:blip r:embed="rId14"/>
                     <a:stretch>
                       <a:fillRect/>
                     </a:stretch>
@@ -757,15 +757,15 @@
         <w:tblLook w:firstColumn="1" w:firstRow="1" w:lastColumn="0" w:lastRow="0" w:noHBand="0" w:noVBand="1" w:val="04A0"/>
       </w:tblPr>
       <w:tblGrid>
-        <w:gridCol w:w="2209"/>
-        <w:gridCol w:w="2209"/>
-        <w:gridCol w:w="2209"/>
-        <w:gridCol w:w="2209"/>
+        <w:gridCol w:w="2296"/>
+        <w:gridCol w:w="2296"/>
+        <w:gridCol w:w="2296"/>
+        <w:gridCol w:w="2296"/>
       </w:tblGrid>
       <w:tr>
         <w:tc>
           <w:tcPr>
-            <w:tcW w:type="dxa" w:w="2209"/>
+            <w:tcW w:type="dxa" w:w="2296"/>
             <w:shd w:val="clear" w:fill="DCE6F1"/>
           </w:tcPr>
           <w:p>
@@ -782,7 +782,7 @@
         </w:tc>
         <w:tc>
           <w:tcPr>
-            <w:tcW w:type="dxa" w:w="2209"/>
+            <w:tcW w:type="dxa" w:w="2296"/>
             <w:shd w:val="clear" w:fill="DCE6F1"/>
           </w:tcPr>
           <w:p>
@@ -799,7 +799,7 @@
         </w:tc>
         <w:tc>
           <w:tcPr>
-            <w:tcW w:type="dxa" w:w="2209"/>
+            <w:tcW w:type="dxa" w:w="2296"/>
             <w:shd w:val="clear" w:fill="DCE6F1"/>
           </w:tcPr>
           <w:p>
@@ -816,7 +816,7 @@
         </w:tc>
         <w:tc>
           <w:tcPr>
-            <w:tcW w:type="dxa" w:w="2209"/>
+            <w:tcW w:type="dxa" w:w="2296"/>
             <w:shd w:val="clear" w:fill="DCE6F1"/>
           </w:tcPr>
           <w:p>
@@ -835,7 +835,7 @@
       <w:tr>
         <w:tc>
           <w:tcPr>
-            <w:tcW w:type="dxa" w:w="2209"/>
+            <w:tcW w:type="dxa" w:w="2296"/>
           </w:tcPr>
           <w:p>
             <w:r>
@@ -851,7 +851,7 @@
         </w:tc>
         <w:tc>
           <w:tcPr>
-            <w:tcW w:type="dxa" w:w="2209"/>
+            <w:tcW w:type="dxa" w:w="2296"/>
           </w:tcPr>
           <w:p>
             <w:r>
@@ -867,7 +867,7 @@
         </w:tc>
         <w:tc>
           <w:tcPr>
-            <w:tcW w:type="dxa" w:w="2209"/>
+            <w:tcW w:type="dxa" w:w="2296"/>
           </w:tcPr>
           <w:p>
             <w:r>
@@ -883,7 +883,7 @@
         </w:tc>
         <w:tc>
           <w:tcPr>
-            <w:tcW w:type="dxa" w:w="2209"/>
+            <w:tcW w:type="dxa" w:w="2296"/>
           </w:tcPr>
           <w:p>
             <w:r>
@@ -901,7 +901,7 @@
       <w:tr>
         <w:tc>
           <w:tcPr>
-            <w:tcW w:type="dxa" w:w="2209"/>
+            <w:tcW w:type="dxa" w:w="2296"/>
           </w:tcPr>
           <w:p>
             <w:r>
@@ -917,7 +917,7 @@
         </w:tc>
         <w:tc>
           <w:tcPr>
-            <w:tcW w:type="dxa" w:w="2209"/>
+            <w:tcW w:type="dxa" w:w="2296"/>
           </w:tcPr>
           <w:p>
             <w:r>
@@ -933,7 +933,7 @@
         </w:tc>
         <w:tc>
           <w:tcPr>
-            <w:tcW w:type="dxa" w:w="2209"/>
+            <w:tcW w:type="dxa" w:w="2296"/>
           </w:tcPr>
           <w:p>
             <w:r>
@@ -949,7 +949,7 @@
         </w:tc>
         <w:tc>
           <w:tcPr>
-            <w:tcW w:type="dxa" w:w="2209"/>
+            <w:tcW w:type="dxa" w:w="2296"/>
           </w:tcPr>
           <w:p>
             <w:r>
@@ -967,7 +967,7 @@
       <w:tr>
         <w:tc>
           <w:tcPr>
-            <w:tcW w:type="dxa" w:w="2209"/>
+            <w:tcW w:type="dxa" w:w="2296"/>
           </w:tcPr>
           <w:p>
             <w:r>
@@ -983,7 +983,7 @@
         </w:tc>
         <w:tc>
           <w:tcPr>
-            <w:tcW w:type="dxa" w:w="2209"/>
+            <w:tcW w:type="dxa" w:w="2296"/>
           </w:tcPr>
           <w:p>
             <w:r>
@@ -999,7 +999,7 @@
         </w:tc>
         <w:tc>
           <w:tcPr>
-            <w:tcW w:type="dxa" w:w="2209"/>
+            <w:tcW w:type="dxa" w:w="2296"/>
           </w:tcPr>
           <w:p>
             <w:r>
@@ -1015,7 +1015,7 @@
         </w:tc>
         <w:tc>
           <w:tcPr>
-            <w:tcW w:type="dxa" w:w="2209"/>
+            <w:tcW w:type="dxa" w:w="2296"/>
           </w:tcPr>
           <w:p>
             <w:r>
@@ -1033,7 +1033,7 @@
       <w:tr>
         <w:tc>
           <w:tcPr>
-            <w:tcW w:type="dxa" w:w="2209"/>
+            <w:tcW w:type="dxa" w:w="2296"/>
           </w:tcPr>
           <w:p>
             <w:r>
@@ -1049,7 +1049,7 @@
         </w:tc>
         <w:tc>
           <w:tcPr>
-            <w:tcW w:type="dxa" w:w="2209"/>
+            <w:tcW w:type="dxa" w:w="2296"/>
           </w:tcPr>
           <w:p>
             <w:r>
@@ -1065,7 +1065,7 @@
         </w:tc>
         <w:tc>
           <w:tcPr>
-            <w:tcW w:type="dxa" w:w="2209"/>
+            <w:tcW w:type="dxa" w:w="2296"/>
           </w:tcPr>
           <w:p>
             <w:r>
@@ -1081,7 +1081,7 @@
         </w:tc>
         <w:tc>
           <w:tcPr>
-            <w:tcW w:type="dxa" w:w="2209"/>
+            <w:tcW w:type="dxa" w:w="2296"/>
           </w:tcPr>
           <w:p>
             <w:r>
@@ -1099,7 +1099,7 @@
       <w:tr>
         <w:tc>
           <w:tcPr>
-            <w:tcW w:type="dxa" w:w="2209"/>
+            <w:tcW w:type="dxa" w:w="2296"/>
           </w:tcPr>
           <w:p>
             <w:r>
@@ -1115,7 +1115,7 @@
         </w:tc>
         <w:tc>
           <w:tcPr>
-            <w:tcW w:type="dxa" w:w="2209"/>
+            <w:tcW w:type="dxa" w:w="2296"/>
           </w:tcPr>
           <w:p>
             <w:r>
@@ -1131,7 +1131,7 @@
         </w:tc>
         <w:tc>
           <w:tcPr>
-            <w:tcW w:type="dxa" w:w="2209"/>
+            <w:tcW w:type="dxa" w:w="2296"/>
           </w:tcPr>
           <w:p>
             <w:r>
@@ -1147,7 +1147,7 @@
         </w:tc>
         <w:tc>
           <w:tcPr>
-            <w:tcW w:type="dxa" w:w="2209"/>
+            <w:tcW w:type="dxa" w:w="2296"/>
           </w:tcPr>
           <w:p>
             <w:r>
@@ -1165,7 +1165,7 @@
       <w:tr>
         <w:tc>
           <w:tcPr>
-            <w:tcW w:type="dxa" w:w="2209"/>
+            <w:tcW w:type="dxa" w:w="2296"/>
           </w:tcPr>
           <w:p>
             <w:r>
@@ -1181,7 +1181,7 @@
         </w:tc>
         <w:tc>
           <w:tcPr>
-            <w:tcW w:type="dxa" w:w="2209"/>
+            <w:tcW w:type="dxa" w:w="2296"/>
           </w:tcPr>
           <w:p>
             <w:r>
@@ -1197,7 +1197,7 @@
         </w:tc>
         <w:tc>
           <w:tcPr>
-            <w:tcW w:type="dxa" w:w="2209"/>
+            <w:tcW w:type="dxa" w:w="2296"/>
           </w:tcPr>
           <w:p>
             <w:r>
@@ -1213,7 +1213,7 @@
         </w:tc>
         <w:tc>
           <w:tcPr>
-            <w:tcW w:type="dxa" w:w="2209"/>
+            <w:tcW w:type="dxa" w:w="2296"/>
           </w:tcPr>
           <w:p>
             <w:r>
@@ -1310,7 +1310,7 @@
                     <pic:cNvPicPr/>
                   </pic:nvPicPr>
                   <pic:blipFill>
-                    <a:blip r:embed="rId11"/>
+                    <a:blip r:embed="rId15"/>
                     <a:stretch>
                       <a:fillRect/>
                     </a:stretch>
@@ -1444,14 +1444,14 @@
         <w:tblLook w:firstColumn="1" w:firstRow="1" w:lastColumn="0" w:lastRow="0" w:noHBand="0" w:noVBand="1" w:val="04A0"/>
       </w:tblPr>
       <w:tblGrid>
-        <w:gridCol w:w="2946"/>
-        <w:gridCol w:w="2946"/>
-        <w:gridCol w:w="2946"/>
+        <w:gridCol w:w="3061"/>
+        <w:gridCol w:w="3061"/>
+        <w:gridCol w:w="3061"/>
       </w:tblGrid>
       <w:tr>
         <w:tc>
           <w:tcPr>
-            <w:tcW w:type="dxa" w:w="2946"/>
+            <w:tcW w:type="dxa" w:w="3061"/>
             <w:shd w:val="clear" w:fill="DCE6F1"/>
           </w:tcPr>
           <w:p>
@@ -1468,7 +1468,7 @@
         </w:tc>
         <w:tc>
           <w:tcPr>
-            <w:tcW w:type="dxa" w:w="2946"/>
+            <w:tcW w:type="dxa" w:w="3061"/>
             <w:shd w:val="clear" w:fill="DCE6F1"/>
           </w:tcPr>
           <w:p>
@@ -1485,7 +1485,7 @@
         </w:tc>
         <w:tc>
           <w:tcPr>
-            <w:tcW w:type="dxa" w:w="2946"/>
+            <w:tcW w:type="dxa" w:w="3061"/>
             <w:shd w:val="clear" w:fill="DCE6F1"/>
           </w:tcPr>
           <w:p>
@@ -1504,7 +1504,7 @@
       <w:tr>
         <w:tc>
           <w:tcPr>
-            <w:tcW w:type="dxa" w:w="2946"/>
+            <w:tcW w:type="dxa" w:w="3061"/>
           </w:tcPr>
           <w:p>
             <w:r>
@@ -1520,7 +1520,7 @@
         </w:tc>
         <w:tc>
           <w:tcPr>
-            <w:tcW w:type="dxa" w:w="2946"/>
+            <w:tcW w:type="dxa" w:w="3061"/>
           </w:tcPr>
           <w:p>
             <w:r>
@@ -1536,7 +1536,7 @@
         </w:tc>
         <w:tc>
           <w:tcPr>
-            <w:tcW w:type="dxa" w:w="2946"/>
+            <w:tcW w:type="dxa" w:w="3061"/>
           </w:tcPr>
           <w:p>
             <w:r>
@@ -1554,7 +1554,7 @@
       <w:tr>
         <w:tc>
           <w:tcPr>
-            <w:tcW w:type="dxa" w:w="2946"/>
+            <w:tcW w:type="dxa" w:w="3061"/>
           </w:tcPr>
           <w:p>
             <w:r>
@@ -1570,7 +1570,7 @@
         </w:tc>
         <w:tc>
           <w:tcPr>
-            <w:tcW w:type="dxa" w:w="2946"/>
+            <w:tcW w:type="dxa" w:w="3061"/>
           </w:tcPr>
           <w:p>
             <w:r>
@@ -1586,7 +1586,7 @@
         </w:tc>
         <w:tc>
           <w:tcPr>
-            <w:tcW w:type="dxa" w:w="2946"/>
+            <w:tcW w:type="dxa" w:w="3061"/>
           </w:tcPr>
           <w:p>
             <w:r>
@@ -1604,7 +1604,7 @@
       <w:tr>
         <w:tc>
           <w:tcPr>
-            <w:tcW w:type="dxa" w:w="2946"/>
+            <w:tcW w:type="dxa" w:w="3061"/>
           </w:tcPr>
           <w:p>
             <w:r>
@@ -1620,7 +1620,7 @@
         </w:tc>
         <w:tc>
           <w:tcPr>
-            <w:tcW w:type="dxa" w:w="2946"/>
+            <w:tcW w:type="dxa" w:w="3061"/>
           </w:tcPr>
           <w:p>
             <w:r>
@@ -1636,7 +1636,7 @@
         </w:tc>
         <w:tc>
           <w:tcPr>
-            <w:tcW w:type="dxa" w:w="2946"/>
+            <w:tcW w:type="dxa" w:w="3061"/>
           </w:tcPr>
           <w:p>
             <w:r>
@@ -1654,7 +1654,7 @@
       <w:tr>
         <w:tc>
           <w:tcPr>
-            <w:tcW w:type="dxa" w:w="2946"/>
+            <w:tcW w:type="dxa" w:w="3061"/>
           </w:tcPr>
           <w:p>
             <w:r>
@@ -1670,7 +1670,7 @@
         </w:tc>
         <w:tc>
           <w:tcPr>
-            <w:tcW w:type="dxa" w:w="2946"/>
+            <w:tcW w:type="dxa" w:w="3061"/>
           </w:tcPr>
           <w:p>
             <w:r>
@@ -1686,7 +1686,7 @@
         </w:tc>
         <w:tc>
           <w:tcPr>
-            <w:tcW w:type="dxa" w:w="2946"/>
+            <w:tcW w:type="dxa" w:w="3061"/>
           </w:tcPr>
           <w:p>
             <w:r>
@@ -1704,7 +1704,7 @@
       <w:tr>
         <w:tc>
           <w:tcPr>
-            <w:tcW w:type="dxa" w:w="2946"/>
+            <w:tcW w:type="dxa" w:w="3061"/>
           </w:tcPr>
           <w:p>
             <w:r>
@@ -1720,7 +1720,7 @@
         </w:tc>
         <w:tc>
           <w:tcPr>
-            <w:tcW w:type="dxa" w:w="2946"/>
+            <w:tcW w:type="dxa" w:w="3061"/>
           </w:tcPr>
           <w:p>
             <w:r>
@@ -1736,7 +1736,7 @@
         </w:tc>
         <w:tc>
           <w:tcPr>
-            <w:tcW w:type="dxa" w:w="2946"/>
+            <w:tcW w:type="dxa" w:w="3061"/>
           </w:tcPr>
           <w:p>
             <w:r>
@@ -1754,7 +1754,7 @@
       <w:tr>
         <w:tc>
           <w:tcPr>
-            <w:tcW w:type="dxa" w:w="2946"/>
+            <w:tcW w:type="dxa" w:w="3061"/>
           </w:tcPr>
           <w:p>
             <w:r>
@@ -1770,7 +1770,7 @@
         </w:tc>
         <w:tc>
           <w:tcPr>
-            <w:tcW w:type="dxa" w:w="2946"/>
+            <w:tcW w:type="dxa" w:w="3061"/>
           </w:tcPr>
           <w:p>
             <w:r>
@@ -1786,7 +1786,7 @@
         </w:tc>
         <w:tc>
           <w:tcPr>
-            <w:tcW w:type="dxa" w:w="2946"/>
+            <w:tcW w:type="dxa" w:w="3061"/>
           </w:tcPr>
           <w:p>
             <w:r>
@@ -1872,7 +1872,7 @@
                     <pic:cNvPicPr/>
                   </pic:nvPicPr>
                   <pic:blipFill>
-                    <a:blip r:embed="rId12"/>
+                    <a:blip r:embed="rId16"/>
                     <a:stretch>
                       <a:fillRect/>
                     </a:stretch>
@@ -1963,7 +1963,7 @@
                     <pic:cNvPicPr/>
                   </pic:nvPicPr>
                   <pic:blipFill>
-                    <a:blip r:embed="rId13"/>
+                    <a:blip r:embed="rId17"/>
                     <a:stretch>
                       <a:fillRect/>
                     </a:stretch>
@@ -2058,7 +2058,7 @@
                     <pic:cNvPicPr/>
                   </pic:nvPicPr>
                   <pic:blipFill>
-                    <a:blip r:embed="rId14"/>
+                    <a:blip r:embed="rId18"/>
                     <a:stretch>
                       <a:fillRect/>
                     </a:stretch>
@@ -2153,7 +2153,7 @@
                     <pic:cNvPicPr/>
                   </pic:nvPicPr>
                   <pic:blipFill>
-                    <a:blip r:embed="rId15"/>
+                    <a:blip r:embed="rId19"/>
                     <a:stretch>
                       <a:fillRect/>
                     </a:stretch>
@@ -2222,7 +2222,7 @@
                     <pic:cNvPicPr/>
                   </pic:nvPicPr>
                   <pic:blipFill>
-                    <a:blip r:embed="rId16"/>
+                    <a:blip r:embed="rId20"/>
                     <a:stretch>
                       <a:fillRect/>
                     </a:stretch>
@@ -2262,7 +2262,7 @@
                     <pic:cNvPicPr/>
                   </pic:nvPicPr>
                   <pic:blipFill>
-                    <a:blip r:embed="rId17"/>
+                    <a:blip r:embed="rId21"/>
                     <a:stretch>
                       <a:fillRect/>
                     </a:stretch>
@@ -2375,7 +2375,7 @@
                     <pic:cNvPicPr/>
                   </pic:nvPicPr>
                   <pic:blipFill>
-                    <a:blip r:embed="rId18"/>
+                    <a:blip r:embed="rId22"/>
                     <a:stretch>
                       <a:fillRect/>
                     </a:stretch>
@@ -2444,7 +2444,7 @@
                     <pic:cNvPicPr/>
                   </pic:nvPicPr>
                   <pic:blipFill>
-                    <a:blip r:embed="rId19"/>
+                    <a:blip r:embed="rId23"/>
                     <a:stretch>
                       <a:fillRect/>
                     </a:stretch>
@@ -2533,7 +2533,7 @@
                     <pic:cNvPicPr/>
                   </pic:nvPicPr>
                   <pic:blipFill>
-                    <a:blip r:embed="rId20"/>
+                    <a:blip r:embed="rId24"/>
                     <a:stretch>
                       <a:fillRect/>
                     </a:stretch>
@@ -2588,7 +2588,7 @@
                     <pic:cNvPicPr/>
                   </pic:nvPicPr>
                   <pic:blipFill>
-                    <a:blip r:embed="rId21"/>
+                    <a:blip r:embed="rId25"/>
                     <a:stretch>
                       <a:fillRect/>
                     </a:stretch>
@@ -2894,7 +2894,7 @@
                     <pic:cNvPicPr/>
                   </pic:nvPicPr>
                   <pic:blipFill>
-                    <a:blip r:embed="rId22"/>
+                    <a:blip r:embed="rId26"/>
                     <a:stretch>
                       <a:fillRect/>
                     </a:stretch>
@@ -2921,16 +2921,16 @@
         <w:tblLook w:firstColumn="1" w:firstRow="1" w:lastColumn="0" w:lastRow="0" w:noHBand="0" w:noVBand="1" w:val="04A0"/>
       </w:tblPr>
       <w:tblGrid>
-        <w:gridCol w:w="1768"/>
-        <w:gridCol w:w="1768"/>
-        <w:gridCol w:w="1768"/>
-        <w:gridCol w:w="1768"/>
-        <w:gridCol w:w="1768"/>
+        <w:gridCol w:w="1837"/>
+        <w:gridCol w:w="1837"/>
+        <w:gridCol w:w="1837"/>
+        <w:gridCol w:w="1837"/>
+        <w:gridCol w:w="1837"/>
       </w:tblGrid>
       <w:tr>
         <w:tc>
           <w:tcPr>
-            <w:tcW w:type="dxa" w:w="1768"/>
+            <w:tcW w:type="dxa" w:w="1837"/>
             <w:shd w:val="clear" w:fill="DCE6F1"/>
           </w:tcPr>
           <w:p>
@@ -2947,7 +2947,7 @@
         </w:tc>
         <w:tc>
           <w:tcPr>
-            <w:tcW w:type="dxa" w:w="1768"/>
+            <w:tcW w:type="dxa" w:w="1837"/>
             <w:shd w:val="clear" w:fill="DCE6F1"/>
           </w:tcPr>
           <w:p>
@@ -2964,7 +2964,7 @@
         </w:tc>
         <w:tc>
           <w:tcPr>
-            <w:tcW w:type="dxa" w:w="1768"/>
+            <w:tcW w:type="dxa" w:w="1837"/>
             <w:shd w:val="clear" w:fill="DCE6F1"/>
           </w:tcPr>
           <w:p>
@@ -2981,7 +2981,7 @@
         </w:tc>
         <w:tc>
           <w:tcPr>
-            <w:tcW w:type="dxa" w:w="1768"/>
+            <w:tcW w:type="dxa" w:w="1837"/>
             <w:shd w:val="clear" w:fill="DCE6F1"/>
           </w:tcPr>
           <w:p>
@@ -2998,7 +2998,7 @@
         </w:tc>
         <w:tc>
           <w:tcPr>
-            <w:tcW w:type="dxa" w:w="1768"/>
+            <w:tcW w:type="dxa" w:w="1837"/>
             <w:shd w:val="clear" w:fill="DCE6F1"/>
           </w:tcPr>
           <w:p>
@@ -3017,7 +3017,7 @@
       <w:tr>
         <w:tc>
           <w:tcPr>
-            <w:tcW w:type="dxa" w:w="1768"/>
+            <w:tcW w:type="dxa" w:w="1837"/>
           </w:tcPr>
           <w:p>
             <w:r>
@@ -3033,7 +3033,7 @@
         </w:tc>
         <w:tc>
           <w:tcPr>
-            <w:tcW w:type="dxa" w:w="1768"/>
+            <w:tcW w:type="dxa" w:w="1837"/>
           </w:tcPr>
           <w:p>
             <w:r>
@@ -3049,7 +3049,7 @@
         </w:tc>
         <w:tc>
           <w:tcPr>
-            <w:tcW w:type="dxa" w:w="1768"/>
+            <w:tcW w:type="dxa" w:w="1837"/>
           </w:tcPr>
           <w:p>
             <w:r>
@@ -3065,7 +3065,7 @@
         </w:tc>
         <w:tc>
           <w:tcPr>
-            <w:tcW w:type="dxa" w:w="1768"/>
+            <w:tcW w:type="dxa" w:w="1837"/>
           </w:tcPr>
           <w:p>
             <w:r>
@@ -3081,7 +3081,7 @@
         </w:tc>
         <w:tc>
           <w:tcPr>
-            <w:tcW w:type="dxa" w:w="1768"/>
+            <w:tcW w:type="dxa" w:w="1837"/>
           </w:tcPr>
           <w:p>
             <w:r>
@@ -3099,7 +3099,7 @@
       <w:tr>
         <w:tc>
           <w:tcPr>
-            <w:tcW w:type="dxa" w:w="1768"/>
+            <w:tcW w:type="dxa" w:w="1837"/>
           </w:tcPr>
           <w:p>
             <w:r>
@@ -3115,7 +3115,7 @@
         </w:tc>
         <w:tc>
           <w:tcPr>
-            <w:tcW w:type="dxa" w:w="1768"/>
+            <w:tcW w:type="dxa" w:w="1837"/>
           </w:tcPr>
           <w:p>
             <w:r>
@@ -3131,7 +3131,7 @@
         </w:tc>
         <w:tc>
           <w:tcPr>
-            <w:tcW w:type="dxa" w:w="1768"/>
+            <w:tcW w:type="dxa" w:w="1837"/>
           </w:tcPr>
           <w:p>
             <w:r>
@@ -3147,7 +3147,7 @@
         </w:tc>
         <w:tc>
           <w:tcPr>
-            <w:tcW w:type="dxa" w:w="1768"/>
+            <w:tcW w:type="dxa" w:w="1837"/>
           </w:tcPr>
           <w:p>
             <w:r>
@@ -3163,7 +3163,7 @@
         </w:tc>
         <w:tc>
           <w:tcPr>
-            <w:tcW w:type="dxa" w:w="1768"/>
+            <w:tcW w:type="dxa" w:w="1837"/>
           </w:tcPr>
           <w:p>
             <w:r>
@@ -3181,7 +3181,7 @@
       <w:tr>
         <w:tc>
           <w:tcPr>
-            <w:tcW w:type="dxa" w:w="1768"/>
+            <w:tcW w:type="dxa" w:w="1837"/>
           </w:tcPr>
           <w:p>
             <w:r>
@@ -3197,7 +3197,7 @@
         </w:tc>
         <w:tc>
           <w:tcPr>
-            <w:tcW w:type="dxa" w:w="1768"/>
+            <w:tcW w:type="dxa" w:w="1837"/>
           </w:tcPr>
           <w:p>
             <w:r>
@@ -3213,7 +3213,7 @@
         </w:tc>
         <w:tc>
           <w:tcPr>
-            <w:tcW w:type="dxa" w:w="1768"/>
+            <w:tcW w:type="dxa" w:w="1837"/>
           </w:tcPr>
           <w:p>
             <w:r>
@@ -3229,7 +3229,7 @@
         </w:tc>
         <w:tc>
           <w:tcPr>
-            <w:tcW w:type="dxa" w:w="1768"/>
+            <w:tcW w:type="dxa" w:w="1837"/>
           </w:tcPr>
           <w:p>
             <w:r>
@@ -3245,7 +3245,7 @@
         </w:tc>
         <w:tc>
           <w:tcPr>
-            <w:tcW w:type="dxa" w:w="1768"/>
+            <w:tcW w:type="dxa" w:w="1837"/>
           </w:tcPr>
           <w:p>
             <w:r>
@@ -3263,7 +3263,7 @@
       <w:tr>
         <w:tc>
           <w:tcPr>
-            <w:tcW w:type="dxa" w:w="1768"/>
+            <w:tcW w:type="dxa" w:w="1837"/>
           </w:tcPr>
           <w:p>
             <w:r>
@@ -3279,7 +3279,7 @@
         </w:tc>
         <w:tc>
           <w:tcPr>
-            <w:tcW w:type="dxa" w:w="1768"/>
+            <w:tcW w:type="dxa" w:w="1837"/>
           </w:tcPr>
           <w:p>
             <w:r>
@@ -3295,7 +3295,7 @@
         </w:tc>
         <w:tc>
           <w:tcPr>
-            <w:tcW w:type="dxa" w:w="1768"/>
+            <w:tcW w:type="dxa" w:w="1837"/>
           </w:tcPr>
           <w:p>
             <w:r>
@@ -3311,7 +3311,7 @@
         </w:tc>
         <w:tc>
           <w:tcPr>
-            <w:tcW w:type="dxa" w:w="1768"/>
+            <w:tcW w:type="dxa" w:w="1837"/>
           </w:tcPr>
           <w:p>
             <w:r>
@@ -3327,7 +3327,7 @@
         </w:tc>
         <w:tc>
           <w:tcPr>
-            <w:tcW w:type="dxa" w:w="1768"/>
+            <w:tcW w:type="dxa" w:w="1837"/>
           </w:tcPr>
           <w:p>
             <w:r>
@@ -3345,7 +3345,7 @@
       <w:tr>
         <w:tc>
           <w:tcPr>
-            <w:tcW w:type="dxa" w:w="1768"/>
+            <w:tcW w:type="dxa" w:w="1837"/>
           </w:tcPr>
           <w:p>
             <w:r>
@@ -3361,7 +3361,7 @@
         </w:tc>
         <w:tc>
           <w:tcPr>
-            <w:tcW w:type="dxa" w:w="1768"/>
+            <w:tcW w:type="dxa" w:w="1837"/>
           </w:tcPr>
           <w:p>
             <w:r>
@@ -3377,7 +3377,7 @@
         </w:tc>
         <w:tc>
           <w:tcPr>
-            <w:tcW w:type="dxa" w:w="1768"/>
+            <w:tcW w:type="dxa" w:w="1837"/>
           </w:tcPr>
           <w:p>
             <w:r>
@@ -3393,7 +3393,7 @@
         </w:tc>
         <w:tc>
           <w:tcPr>
-            <w:tcW w:type="dxa" w:w="1768"/>
+            <w:tcW w:type="dxa" w:w="1837"/>
           </w:tcPr>
           <w:p>
             <w:r>
@@ -3409,7 +3409,7 @@
         </w:tc>
         <w:tc>
           <w:tcPr>
-            <w:tcW w:type="dxa" w:w="1768"/>
+            <w:tcW w:type="dxa" w:w="1837"/>
           </w:tcPr>
           <w:p>
             <w:r>
@@ -3427,7 +3427,7 @@
       <w:tr>
         <w:tc>
           <w:tcPr>
-            <w:tcW w:type="dxa" w:w="1768"/>
+            <w:tcW w:type="dxa" w:w="1837"/>
           </w:tcPr>
           <w:p>
             <w:r>
@@ -3443,7 +3443,7 @@
         </w:tc>
         <w:tc>
           <w:tcPr>
-            <w:tcW w:type="dxa" w:w="1768"/>
+            <w:tcW w:type="dxa" w:w="1837"/>
           </w:tcPr>
           <w:p>
             <w:r>
@@ -3459,7 +3459,7 @@
         </w:tc>
         <w:tc>
           <w:tcPr>
-            <w:tcW w:type="dxa" w:w="1768"/>
+            <w:tcW w:type="dxa" w:w="1837"/>
           </w:tcPr>
           <w:p>
             <w:r>
@@ -3475,7 +3475,7 @@
         </w:tc>
         <w:tc>
           <w:tcPr>
-            <w:tcW w:type="dxa" w:w="1768"/>
+            <w:tcW w:type="dxa" w:w="1837"/>
           </w:tcPr>
           <w:p>
             <w:r>
@@ -3491,7 +3491,7 @@
         </w:tc>
         <w:tc>
           <w:tcPr>
-            <w:tcW w:type="dxa" w:w="1768"/>
+            <w:tcW w:type="dxa" w:w="1837"/>
           </w:tcPr>
           <w:p>
             <w:r>
@@ -3509,7 +3509,7 @@
       <w:tr>
         <w:tc>
           <w:tcPr>
-            <w:tcW w:type="dxa" w:w="1768"/>
+            <w:tcW w:type="dxa" w:w="1837"/>
           </w:tcPr>
           <w:p>
             <w:r>
@@ -3525,7 +3525,7 @@
         </w:tc>
         <w:tc>
           <w:tcPr>
-            <w:tcW w:type="dxa" w:w="1768"/>
+            <w:tcW w:type="dxa" w:w="1837"/>
           </w:tcPr>
           <w:p>
             <w:r>
@@ -3541,7 +3541,7 @@
         </w:tc>
         <w:tc>
           <w:tcPr>
-            <w:tcW w:type="dxa" w:w="1768"/>
+            <w:tcW w:type="dxa" w:w="1837"/>
           </w:tcPr>
           <w:p>
             <w:r>
@@ -3557,7 +3557,7 @@
         </w:tc>
         <w:tc>
           <w:tcPr>
-            <w:tcW w:type="dxa" w:w="1768"/>
+            <w:tcW w:type="dxa" w:w="1837"/>
           </w:tcPr>
           <w:p>
             <w:r>
@@ -3573,7 +3573,7 @@
         </w:tc>
         <w:tc>
           <w:tcPr>
-            <w:tcW w:type="dxa" w:w="1768"/>
+            <w:tcW w:type="dxa" w:w="1837"/>
           </w:tcPr>
           <w:p>
             <w:r>
@@ -3591,7 +3591,7 @@
       <w:tr>
         <w:tc>
           <w:tcPr>
-            <w:tcW w:type="dxa" w:w="1768"/>
+            <w:tcW w:type="dxa" w:w="1837"/>
           </w:tcPr>
           <w:p>
             <w:r>
@@ -3607,7 +3607,7 @@
         </w:tc>
         <w:tc>
           <w:tcPr>
-            <w:tcW w:type="dxa" w:w="1768"/>
+            <w:tcW w:type="dxa" w:w="1837"/>
           </w:tcPr>
           <w:p>
             <w:r>
@@ -3623,7 +3623,7 @@
         </w:tc>
         <w:tc>
           <w:tcPr>
-            <w:tcW w:type="dxa" w:w="1768"/>
+            <w:tcW w:type="dxa" w:w="1837"/>
           </w:tcPr>
           <w:p>
             <w:r>
@@ -3639,7 +3639,7 @@
         </w:tc>
         <w:tc>
           <w:tcPr>
-            <w:tcW w:type="dxa" w:w="1768"/>
+            <w:tcW w:type="dxa" w:w="1837"/>
           </w:tcPr>
           <w:p>
             <w:r>
@@ -3655,7 +3655,7 @@
         </w:tc>
         <w:tc>
           <w:tcPr>
-            <w:tcW w:type="dxa" w:w="1768"/>
+            <w:tcW w:type="dxa" w:w="1837"/>
           </w:tcPr>
           <w:p>
             <w:r>
@@ -3673,7 +3673,7 @@
       <w:tr>
         <w:tc>
           <w:tcPr>
-            <w:tcW w:type="dxa" w:w="1768"/>
+            <w:tcW w:type="dxa" w:w="1837"/>
           </w:tcPr>
           <w:p>
             <w:r>
@@ -3689,7 +3689,7 @@
         </w:tc>
         <w:tc>
           <w:tcPr>
-            <w:tcW w:type="dxa" w:w="1768"/>
+            <w:tcW w:type="dxa" w:w="1837"/>
           </w:tcPr>
           <w:p>
             <w:r>
@@ -3705,7 +3705,7 @@
         </w:tc>
         <w:tc>
           <w:tcPr>
-            <w:tcW w:type="dxa" w:w="1768"/>
+            <w:tcW w:type="dxa" w:w="1837"/>
           </w:tcPr>
           <w:p>
             <w:r>
@@ -3721,7 +3721,7 @@
         </w:tc>
         <w:tc>
           <w:tcPr>
-            <w:tcW w:type="dxa" w:w="1768"/>
+            <w:tcW w:type="dxa" w:w="1837"/>
           </w:tcPr>
           <w:p>
             <w:r>
@@ -3737,7 +3737,7 @@
         </w:tc>
         <w:tc>
           <w:tcPr>
-            <w:tcW w:type="dxa" w:w="1768"/>
+            <w:tcW w:type="dxa" w:w="1837"/>
           </w:tcPr>
           <w:p>
             <w:r>
@@ -3755,7 +3755,7 @@
       <w:tr>
         <w:tc>
           <w:tcPr>
-            <w:tcW w:type="dxa" w:w="1768"/>
+            <w:tcW w:type="dxa" w:w="1837"/>
           </w:tcPr>
           <w:p>
             <w:r>
@@ -3771,7 +3771,7 @@
         </w:tc>
         <w:tc>
           <w:tcPr>
-            <w:tcW w:type="dxa" w:w="1768"/>
+            <w:tcW w:type="dxa" w:w="1837"/>
           </w:tcPr>
           <w:p>
             <w:r>
@@ -3787,7 +3787,7 @@
         </w:tc>
         <w:tc>
           <w:tcPr>
-            <w:tcW w:type="dxa" w:w="1768"/>
+            <w:tcW w:type="dxa" w:w="1837"/>
           </w:tcPr>
           <w:p>
             <w:r>
@@ -3803,7 +3803,7 @@
         </w:tc>
         <w:tc>
           <w:tcPr>
-            <w:tcW w:type="dxa" w:w="1768"/>
+            <w:tcW w:type="dxa" w:w="1837"/>
           </w:tcPr>
           <w:p>
             <w:r>
@@ -3819,7 +3819,7 @@
         </w:tc>
         <w:tc>
           <w:tcPr>
-            <w:tcW w:type="dxa" w:w="1768"/>
+            <w:tcW w:type="dxa" w:w="1837"/>
           </w:tcPr>
           <w:p>
             <w:r>
@@ -3905,7 +3905,7 @@
                     <pic:cNvPicPr/>
                   </pic:nvPicPr>
                   <pic:blipFill>
-                    <a:blip r:embed="rId23"/>
+                    <a:blip r:embed="rId27"/>
                     <a:stretch>
                       <a:fillRect/>
                     </a:stretch>
@@ -4007,7 +4007,7 @@
                     <pic:cNvPicPr/>
                   </pic:nvPicPr>
                   <pic:blipFill>
-                    <a:blip r:embed="rId24"/>
+                    <a:blip r:embed="rId28"/>
                     <a:stretch>
                       <a:fillRect/>
                     </a:stretch>
@@ -4076,7 +4076,7 @@
                     <pic:cNvPicPr/>
                   </pic:nvPicPr>
                   <pic:blipFill>
-                    <a:blip r:embed="rId25"/>
+                    <a:blip r:embed="rId29"/>
                     <a:stretch>
                       <a:fillRect/>
                     </a:stretch>
@@ -4359,7 +4359,7 @@
                     <pic:cNvPicPr/>
                   </pic:nvPicPr>
                   <pic:blipFill>
-                    <a:blip r:embed="rId26"/>
+                    <a:blip r:embed="rId30"/>
                     <a:stretch>
                       <a:fillRect/>
                     </a:stretch>
@@ -4414,7 +4414,7 @@
                     <pic:cNvPicPr/>
                   </pic:nvPicPr>
                   <pic:blipFill>
-                    <a:blip r:embed="rId27"/>
+                    <a:blip r:embed="rId31"/>
                     <a:stretch>
                       <a:fillRect/>
                     </a:stretch>
@@ -4687,7 +4687,7 @@
                     <pic:cNvPicPr/>
                   </pic:nvPicPr>
                   <pic:blipFill>
-                    <a:blip r:embed="rId28"/>
+                    <a:blip r:embed="rId32"/>
                     <a:stretch>
                       <a:fillRect/>
                     </a:stretch>
@@ -4714,15 +4714,15 @@
         <w:tblLook w:firstColumn="1" w:firstRow="1" w:lastColumn="0" w:lastRow="0" w:noHBand="0" w:noVBand="1" w:val="04A0"/>
       </w:tblPr>
       <w:tblGrid>
-        <w:gridCol w:w="2209"/>
-        <w:gridCol w:w="2209"/>
-        <w:gridCol w:w="2209"/>
-        <w:gridCol w:w="2209"/>
+        <w:gridCol w:w="2296"/>
+        <w:gridCol w:w="2296"/>
+        <w:gridCol w:w="2296"/>
+        <w:gridCol w:w="2296"/>
       </w:tblGrid>
       <w:tr>
         <w:tc>
           <w:tcPr>
-            <w:tcW w:type="dxa" w:w="2209"/>
+            <w:tcW w:type="dxa" w:w="2296"/>
             <w:shd w:val="clear" w:fill="DCE6F1"/>
           </w:tcPr>
           <w:p>
@@ -4739,7 +4739,7 @@
         </w:tc>
         <w:tc>
           <w:tcPr>
-            <w:tcW w:type="dxa" w:w="2209"/>
+            <w:tcW w:type="dxa" w:w="2296"/>
             <w:shd w:val="clear" w:fill="DCE6F1"/>
           </w:tcPr>
           <w:p>
@@ -4756,7 +4756,7 @@
         </w:tc>
         <w:tc>
           <w:tcPr>
-            <w:tcW w:type="dxa" w:w="2209"/>
+            <w:tcW w:type="dxa" w:w="2296"/>
             <w:shd w:val="clear" w:fill="DCE6F1"/>
           </w:tcPr>
           <w:p>
@@ -4773,7 +4773,7 @@
         </w:tc>
         <w:tc>
           <w:tcPr>
-            <w:tcW w:type="dxa" w:w="2209"/>
+            <w:tcW w:type="dxa" w:w="2296"/>
             <w:shd w:val="clear" w:fill="DCE6F1"/>
           </w:tcPr>
           <w:p>
@@ -4792,7 +4792,7 @@
       <w:tr>
         <w:tc>
           <w:tcPr>
-            <w:tcW w:type="dxa" w:w="2209"/>
+            <w:tcW w:type="dxa" w:w="2296"/>
           </w:tcPr>
           <w:p>
             <w:r>
@@ -4808,7 +4808,7 @@
         </w:tc>
         <w:tc>
           <w:tcPr>
-            <w:tcW w:type="dxa" w:w="2209"/>
+            <w:tcW w:type="dxa" w:w="2296"/>
           </w:tcPr>
           <w:p>
             <w:r>
@@ -4824,7 +4824,7 @@
         </w:tc>
         <w:tc>
           <w:tcPr>
-            <w:tcW w:type="dxa" w:w="2209"/>
+            <w:tcW w:type="dxa" w:w="2296"/>
           </w:tcPr>
           <w:p>
             <w:r>
@@ -4840,7 +4840,7 @@
         </w:tc>
         <w:tc>
           <w:tcPr>
-            <w:tcW w:type="dxa" w:w="2209"/>
+            <w:tcW w:type="dxa" w:w="2296"/>
           </w:tcPr>
           <w:p>
             <w:r>
@@ -4858,7 +4858,7 @@
       <w:tr>
         <w:tc>
           <w:tcPr>
-            <w:tcW w:type="dxa" w:w="2209"/>
+            <w:tcW w:type="dxa" w:w="2296"/>
           </w:tcPr>
           <w:p>
             <w:r>
@@ -4874,7 +4874,7 @@
         </w:tc>
         <w:tc>
           <w:tcPr>
-            <w:tcW w:type="dxa" w:w="2209"/>
+            <w:tcW w:type="dxa" w:w="2296"/>
           </w:tcPr>
           <w:p>
             <w:r>
@@ -4890,7 +4890,7 @@
         </w:tc>
         <w:tc>
           <w:tcPr>
-            <w:tcW w:type="dxa" w:w="2209"/>
+            <w:tcW w:type="dxa" w:w="2296"/>
           </w:tcPr>
           <w:p>
             <w:r>
@@ -4906,7 +4906,7 @@
         </w:tc>
         <w:tc>
           <w:tcPr>
-            <w:tcW w:type="dxa" w:w="2209"/>
+            <w:tcW w:type="dxa" w:w="2296"/>
           </w:tcPr>
           <w:p>
             <w:r>
@@ -4924,7 +4924,7 @@
       <w:tr>
         <w:tc>
           <w:tcPr>
-            <w:tcW w:type="dxa" w:w="2209"/>
+            <w:tcW w:type="dxa" w:w="2296"/>
           </w:tcPr>
           <w:p>
             <w:r>
@@ -4940,7 +4940,7 @@
         </w:tc>
         <w:tc>
           <w:tcPr>
-            <w:tcW w:type="dxa" w:w="2209"/>
+            <w:tcW w:type="dxa" w:w="2296"/>
           </w:tcPr>
           <w:p>
             <w:r>
@@ -4956,7 +4956,7 @@
         </w:tc>
         <w:tc>
           <w:tcPr>
-            <w:tcW w:type="dxa" w:w="2209"/>
+            <w:tcW w:type="dxa" w:w="2296"/>
           </w:tcPr>
           <w:p>
             <w:r>
@@ -4972,7 +4972,7 @@
         </w:tc>
         <w:tc>
           <w:tcPr>
-            <w:tcW w:type="dxa" w:w="2209"/>
+            <w:tcW w:type="dxa" w:w="2296"/>
           </w:tcPr>
           <w:p>
             <w:r>
@@ -4990,7 +4990,7 @@
       <w:tr>
         <w:tc>
           <w:tcPr>
-            <w:tcW w:type="dxa" w:w="2209"/>
+            <w:tcW w:type="dxa" w:w="2296"/>
           </w:tcPr>
           <w:p>
             <w:r>
@@ -5006,7 +5006,7 @@
         </w:tc>
         <w:tc>
           <w:tcPr>
-            <w:tcW w:type="dxa" w:w="2209"/>
+            <w:tcW w:type="dxa" w:w="2296"/>
           </w:tcPr>
           <w:p>
             <w:r>
@@ -5022,7 +5022,7 @@
         </w:tc>
         <w:tc>
           <w:tcPr>
-            <w:tcW w:type="dxa" w:w="2209"/>
+            <w:tcW w:type="dxa" w:w="2296"/>
           </w:tcPr>
           <w:p>
             <w:r>
@@ -5038,7 +5038,7 @@
         </w:tc>
         <w:tc>
           <w:tcPr>
-            <w:tcW w:type="dxa" w:w="2209"/>
+            <w:tcW w:type="dxa" w:w="2296"/>
           </w:tcPr>
           <w:p>
             <w:r>
@@ -5056,7 +5056,7 @@
       <w:tr>
         <w:tc>
           <w:tcPr>
-            <w:tcW w:type="dxa" w:w="2209"/>
+            <w:tcW w:type="dxa" w:w="2296"/>
           </w:tcPr>
           <w:p>
             <w:r>
@@ -5072,7 +5072,7 @@
         </w:tc>
         <w:tc>
           <w:tcPr>
-            <w:tcW w:type="dxa" w:w="2209"/>
+            <w:tcW w:type="dxa" w:w="2296"/>
           </w:tcPr>
           <w:p>
             <w:r>
@@ -5088,7 +5088,7 @@
         </w:tc>
         <w:tc>
           <w:tcPr>
-            <w:tcW w:type="dxa" w:w="2209"/>
+            <w:tcW w:type="dxa" w:w="2296"/>
           </w:tcPr>
           <w:p>
             <w:r>
@@ -5104,7 +5104,7 @@
         </w:tc>
         <w:tc>
           <w:tcPr>
-            <w:tcW w:type="dxa" w:w="2209"/>
+            <w:tcW w:type="dxa" w:w="2296"/>
           </w:tcPr>
           <w:p>
             <w:r>
@@ -5122,7 +5122,7 @@
       <w:tr>
         <w:tc>
           <w:tcPr>
-            <w:tcW w:type="dxa" w:w="2209"/>
+            <w:tcW w:type="dxa" w:w="2296"/>
           </w:tcPr>
           <w:p>
             <w:r>
@@ -5138,7 +5138,7 @@
         </w:tc>
         <w:tc>
           <w:tcPr>
-            <w:tcW w:type="dxa" w:w="2209"/>
+            <w:tcW w:type="dxa" w:w="2296"/>
           </w:tcPr>
           <w:p>
             <w:r>
@@ -5154,7 +5154,7 @@
         </w:tc>
         <w:tc>
           <w:tcPr>
-            <w:tcW w:type="dxa" w:w="2209"/>
+            <w:tcW w:type="dxa" w:w="2296"/>
           </w:tcPr>
           <w:p>
             <w:r>
@@ -5170,7 +5170,7 @@
         </w:tc>
         <w:tc>
           <w:tcPr>
-            <w:tcW w:type="dxa" w:w="2209"/>
+            <w:tcW w:type="dxa" w:w="2296"/>
           </w:tcPr>
           <w:p>
             <w:r>
@@ -5188,7 +5188,7 @@
       <w:tr>
         <w:tc>
           <w:tcPr>
-            <w:tcW w:type="dxa" w:w="2209"/>
+            <w:tcW w:type="dxa" w:w="2296"/>
           </w:tcPr>
           <w:p>
             <w:r>
@@ -5204,7 +5204,7 @@
         </w:tc>
         <w:tc>
           <w:tcPr>
-            <w:tcW w:type="dxa" w:w="2209"/>
+            <w:tcW w:type="dxa" w:w="2296"/>
           </w:tcPr>
           <w:p>
             <w:r>
@@ -5220,7 +5220,7 @@
         </w:tc>
         <w:tc>
           <w:tcPr>
-            <w:tcW w:type="dxa" w:w="2209"/>
+            <w:tcW w:type="dxa" w:w="2296"/>
           </w:tcPr>
           <w:p>
             <w:r>
@@ -5236,7 +5236,7 @@
         </w:tc>
         <w:tc>
           <w:tcPr>
-            <w:tcW w:type="dxa" w:w="2209"/>
+            <w:tcW w:type="dxa" w:w="2296"/>
           </w:tcPr>
           <w:p>
             <w:r>
@@ -5254,7 +5254,7 @@
       <w:tr>
         <w:tc>
           <w:tcPr>
-            <w:tcW w:type="dxa" w:w="2209"/>
+            <w:tcW w:type="dxa" w:w="2296"/>
           </w:tcPr>
           <w:p>
             <w:r>
@@ -5270,7 +5270,7 @@
         </w:tc>
         <w:tc>
           <w:tcPr>
-            <w:tcW w:type="dxa" w:w="2209"/>
+            <w:tcW w:type="dxa" w:w="2296"/>
           </w:tcPr>
           <w:p>
             <w:r>
@@ -5286,7 +5286,7 @@
         </w:tc>
         <w:tc>
           <w:tcPr>
-            <w:tcW w:type="dxa" w:w="2209"/>
+            <w:tcW w:type="dxa" w:w="2296"/>
           </w:tcPr>
           <w:p>
             <w:r>
@@ -5302,7 +5302,7 @@
         </w:tc>
         <w:tc>
           <w:tcPr>
-            <w:tcW w:type="dxa" w:w="2209"/>
+            <w:tcW w:type="dxa" w:w="2296"/>
           </w:tcPr>
           <w:p>
             <w:r>
@@ -5320,7 +5320,7 @@
       <w:tr>
         <w:tc>
           <w:tcPr>
-            <w:tcW w:type="dxa" w:w="2209"/>
+            <w:tcW w:type="dxa" w:w="2296"/>
           </w:tcPr>
           <w:p>
             <w:r>
@@ -5336,7 +5336,7 @@
         </w:tc>
         <w:tc>
           <w:tcPr>
-            <w:tcW w:type="dxa" w:w="2209"/>
+            <w:tcW w:type="dxa" w:w="2296"/>
           </w:tcPr>
           <w:p>
             <w:r>
@@ -5352,7 +5352,7 @@
         </w:tc>
         <w:tc>
           <w:tcPr>
-            <w:tcW w:type="dxa" w:w="2209"/>
+            <w:tcW w:type="dxa" w:w="2296"/>
           </w:tcPr>
           <w:p>
             <w:r>
@@ -5368,7 +5368,7 @@
         </w:tc>
         <w:tc>
           <w:tcPr>
-            <w:tcW w:type="dxa" w:w="2209"/>
+            <w:tcW w:type="dxa" w:w="2296"/>
           </w:tcPr>
           <w:p>
             <w:r>
@@ -5386,7 +5386,7 @@
       <w:tr>
         <w:tc>
           <w:tcPr>
-            <w:tcW w:type="dxa" w:w="2209"/>
+            <w:tcW w:type="dxa" w:w="2296"/>
           </w:tcPr>
           <w:p>
             <w:r>
@@ -5402,7 +5402,7 @@
         </w:tc>
         <w:tc>
           <w:tcPr>
-            <w:tcW w:type="dxa" w:w="2209"/>
+            <w:tcW w:type="dxa" w:w="2296"/>
           </w:tcPr>
           <w:p>
             <w:r>
@@ -5418,7 +5418,7 @@
         </w:tc>
         <w:tc>
           <w:tcPr>
-            <w:tcW w:type="dxa" w:w="2209"/>
+            <w:tcW w:type="dxa" w:w="2296"/>
           </w:tcPr>
           <w:p>
             <w:r>
@@ -5434,7 +5434,7 @@
         </w:tc>
         <w:tc>
           <w:tcPr>
-            <w:tcW w:type="dxa" w:w="2209"/>
+            <w:tcW w:type="dxa" w:w="2296"/>
           </w:tcPr>
           <w:p>
             <w:r>
@@ -6122,7 +6122,7 @@
                     <pic:cNvPicPr/>
                   </pic:nvPicPr>
                   <pic:blipFill>
-                    <a:blip r:embed="rId29"/>
+                    <a:blip r:embed="rId33"/>
                     <a:stretch>
                       <a:fillRect/>
                     </a:stretch>
@@ -6480,7 +6480,7 @@
                     <pic:cNvPicPr/>
                   </pic:nvPicPr>
                   <pic:blipFill>
-                    <a:blip r:embed="rId30"/>
+                    <a:blip r:embed="rId34"/>
                     <a:stretch>
                       <a:fillRect/>
                     </a:stretch>
@@ -6665,7 +6665,7 @@
                     <pic:cNvPicPr/>
                   </pic:nvPicPr>
                   <pic:blipFill>
-                    <a:blip r:embed="rId31"/>
+                    <a:blip r:embed="rId35"/>
                     <a:stretch>
                       <a:fillRect/>
                     </a:stretch>
@@ -6748,16 +6748,16 @@
         <w:tblLook w:firstColumn="1" w:firstRow="1" w:lastColumn="0" w:lastRow="0" w:noHBand="0" w:noVBand="1" w:val="04A0"/>
       </w:tblPr>
       <w:tblGrid>
-        <w:gridCol w:w="1768"/>
-        <w:gridCol w:w="1768"/>
-        <w:gridCol w:w="1768"/>
-        <w:gridCol w:w="1768"/>
-        <w:gridCol w:w="1768"/>
+        <w:gridCol w:w="1837"/>
+        <w:gridCol w:w="1837"/>
+        <w:gridCol w:w="1837"/>
+        <w:gridCol w:w="1837"/>
+        <w:gridCol w:w="1837"/>
       </w:tblGrid>
       <w:tr>
         <w:tc>
           <w:tcPr>
-            <w:tcW w:type="dxa" w:w="1768"/>
+            <w:tcW w:type="dxa" w:w="1837"/>
             <w:shd w:val="clear" w:fill="DCE6F1"/>
           </w:tcPr>
           <w:p>
@@ -6774,7 +6774,7 @@
         </w:tc>
         <w:tc>
           <w:tcPr>
-            <w:tcW w:type="dxa" w:w="1768"/>
+            <w:tcW w:type="dxa" w:w="1837"/>
             <w:shd w:val="clear" w:fill="DCE6F1"/>
           </w:tcPr>
           <w:p>
@@ -6791,7 +6791,7 @@
         </w:tc>
         <w:tc>
           <w:tcPr>
-            <w:tcW w:type="dxa" w:w="1768"/>
+            <w:tcW w:type="dxa" w:w="1837"/>
             <w:shd w:val="clear" w:fill="DCE6F1"/>
           </w:tcPr>
           <w:p>
@@ -6808,7 +6808,7 @@
         </w:tc>
         <w:tc>
           <w:tcPr>
-            <w:tcW w:type="dxa" w:w="1768"/>
+            <w:tcW w:type="dxa" w:w="1837"/>
             <w:shd w:val="clear" w:fill="DCE6F1"/>
           </w:tcPr>
           <w:p>
@@ -6825,7 +6825,7 @@
         </w:tc>
         <w:tc>
           <w:tcPr>
-            <w:tcW w:type="dxa" w:w="1768"/>
+            <w:tcW w:type="dxa" w:w="1837"/>
             <w:shd w:val="clear" w:fill="DCE6F1"/>
           </w:tcPr>
           <w:p>
@@ -6844,7 +6844,7 @@
       <w:tr>
         <w:tc>
           <w:tcPr>
-            <w:tcW w:type="dxa" w:w="1768"/>
+            <w:tcW w:type="dxa" w:w="1837"/>
           </w:tcPr>
           <w:p>
             <w:r>
@@ -6860,7 +6860,7 @@
         </w:tc>
         <w:tc>
           <w:tcPr>
-            <w:tcW w:type="dxa" w:w="1768"/>
+            <w:tcW w:type="dxa" w:w="1837"/>
           </w:tcPr>
           <w:p>
             <w:r>
@@ -6876,7 +6876,7 @@
         </w:tc>
         <w:tc>
           <w:tcPr>
-            <w:tcW w:type="dxa" w:w="1768"/>
+            <w:tcW w:type="dxa" w:w="1837"/>
           </w:tcPr>
           <w:p>
             <w:r>
@@ -6892,7 +6892,7 @@
         </w:tc>
         <w:tc>
           <w:tcPr>
-            <w:tcW w:type="dxa" w:w="1768"/>
+            <w:tcW w:type="dxa" w:w="1837"/>
           </w:tcPr>
           <w:p>
             <w:r>
@@ -6908,7 +6908,7 @@
         </w:tc>
         <w:tc>
           <w:tcPr>
-            <w:tcW w:type="dxa" w:w="1768"/>
+            <w:tcW w:type="dxa" w:w="1837"/>
           </w:tcPr>
           <w:p>
             <w:r>
@@ -6926,7 +6926,7 @@
       <w:tr>
         <w:tc>
           <w:tcPr>
-            <w:tcW w:type="dxa" w:w="1768"/>
+            <w:tcW w:type="dxa" w:w="1837"/>
           </w:tcPr>
           <w:p>
             <w:r>
@@ -6942,7 +6942,7 @@
         </w:tc>
         <w:tc>
           <w:tcPr>
-            <w:tcW w:type="dxa" w:w="1768"/>
+            <w:tcW w:type="dxa" w:w="1837"/>
           </w:tcPr>
           <w:p>
             <w:r>
@@ -6958,7 +6958,7 @@
         </w:tc>
         <w:tc>
           <w:tcPr>
-            <w:tcW w:type="dxa" w:w="1768"/>
+            <w:tcW w:type="dxa" w:w="1837"/>
           </w:tcPr>
           <w:p>
             <w:r>
@@ -6974,7 +6974,7 @@
         </w:tc>
         <w:tc>
           <w:tcPr>
-            <w:tcW w:type="dxa" w:w="1768"/>
+            <w:tcW w:type="dxa" w:w="1837"/>
           </w:tcPr>
           <w:p>
             <w:r>
@@ -6990,7 +6990,7 @@
         </w:tc>
         <w:tc>
           <w:tcPr>
-            <w:tcW w:type="dxa" w:w="1768"/>
+            <w:tcW w:type="dxa" w:w="1837"/>
           </w:tcPr>
           <w:p>
             <w:r>
@@ -7008,7 +7008,7 @@
       <w:tr>
         <w:tc>
           <w:tcPr>
-            <w:tcW w:type="dxa" w:w="1768"/>
+            <w:tcW w:type="dxa" w:w="1837"/>
           </w:tcPr>
           <w:p>
             <w:r>
@@ -7024,7 +7024,7 @@
         </w:tc>
         <w:tc>
           <w:tcPr>
-            <w:tcW w:type="dxa" w:w="1768"/>
+            <w:tcW w:type="dxa" w:w="1837"/>
           </w:tcPr>
           <w:p>
             <w:r>
@@ -7040,7 +7040,7 @@
         </w:tc>
         <w:tc>
           <w:tcPr>
-            <w:tcW w:type="dxa" w:w="1768"/>
+            <w:tcW w:type="dxa" w:w="1837"/>
           </w:tcPr>
           <w:p>
             <w:r>
@@ -7056,7 +7056,7 @@
         </w:tc>
         <w:tc>
           <w:tcPr>
-            <w:tcW w:type="dxa" w:w="1768"/>
+            <w:tcW w:type="dxa" w:w="1837"/>
           </w:tcPr>
           <w:p>
             <w:r>
@@ -7072,7 +7072,7 @@
         </w:tc>
         <w:tc>
           <w:tcPr>
-            <w:tcW w:type="dxa" w:w="1768"/>
+            <w:tcW w:type="dxa" w:w="1837"/>
           </w:tcPr>
           <w:p>
             <w:r>
@@ -7090,7 +7090,7 @@
       <w:tr>
         <w:tc>
           <w:tcPr>
-            <w:tcW w:type="dxa" w:w="1768"/>
+            <w:tcW w:type="dxa" w:w="1837"/>
           </w:tcPr>
           <w:p>
             <w:r>
@@ -7106,7 +7106,7 @@
         </w:tc>
         <w:tc>
           <w:tcPr>
-            <w:tcW w:type="dxa" w:w="1768"/>
+            <w:tcW w:type="dxa" w:w="1837"/>
           </w:tcPr>
           <w:p>
             <w:r>
@@ -7122,7 +7122,7 @@
         </w:tc>
         <w:tc>
           <w:tcPr>
-            <w:tcW w:type="dxa" w:w="1768"/>
+            <w:tcW w:type="dxa" w:w="1837"/>
           </w:tcPr>
           <w:p>
             <w:r>
@@ -7138,7 +7138,7 @@
         </w:tc>
         <w:tc>
           <w:tcPr>
-            <w:tcW w:type="dxa" w:w="1768"/>
+            <w:tcW w:type="dxa" w:w="1837"/>
           </w:tcPr>
           <w:p>
             <w:r>
@@ -7154,7 +7154,7 @@
         </w:tc>
         <w:tc>
           <w:tcPr>
-            <w:tcW w:type="dxa" w:w="1768"/>
+            <w:tcW w:type="dxa" w:w="1837"/>
           </w:tcPr>
           <w:p>
             <w:r>
@@ -7563,14 +7563,14 @@
         <w:tblLook w:firstColumn="1" w:firstRow="1" w:lastColumn="0" w:lastRow="0" w:noHBand="0" w:noVBand="1" w:val="04A0"/>
       </w:tblPr>
       <w:tblGrid>
-        <w:gridCol w:w="2946"/>
-        <w:gridCol w:w="2946"/>
-        <w:gridCol w:w="2946"/>
+        <w:gridCol w:w="3061"/>
+        <w:gridCol w:w="3061"/>
+        <w:gridCol w:w="3061"/>
       </w:tblGrid>
       <w:tr>
         <w:tc>
           <w:tcPr>
-            <w:tcW w:type="dxa" w:w="2946"/>
+            <w:tcW w:type="dxa" w:w="3061"/>
             <w:shd w:val="clear" w:fill="DCE6F1"/>
           </w:tcPr>
           <w:p>
@@ -7587,7 +7587,7 @@
         </w:tc>
         <w:tc>
           <w:tcPr>
-            <w:tcW w:type="dxa" w:w="2946"/>
+            <w:tcW w:type="dxa" w:w="3061"/>
             <w:shd w:val="clear" w:fill="DCE6F1"/>
           </w:tcPr>
           <w:p>
@@ -7604,7 +7604,7 @@
         </w:tc>
         <w:tc>
           <w:tcPr>
-            <w:tcW w:type="dxa" w:w="2946"/>
+            <w:tcW w:type="dxa" w:w="3061"/>
             <w:shd w:val="clear" w:fill="DCE6F1"/>
           </w:tcPr>
           <w:p>
@@ -7623,7 +7623,7 @@
       <w:tr>
         <w:tc>
           <w:tcPr>
-            <w:tcW w:type="dxa" w:w="2946"/>
+            <w:tcW w:type="dxa" w:w="3061"/>
           </w:tcPr>
           <w:p>
             <w:r>
@@ -7639,7 +7639,7 @@
         </w:tc>
         <w:tc>
           <w:tcPr>
-            <w:tcW w:type="dxa" w:w="2946"/>
+            <w:tcW w:type="dxa" w:w="3061"/>
           </w:tcPr>
           <w:p>
             <w:r>
@@ -7655,7 +7655,7 @@
         </w:tc>
         <w:tc>
           <w:tcPr>
-            <w:tcW w:type="dxa" w:w="2946"/>
+            <w:tcW w:type="dxa" w:w="3061"/>
           </w:tcPr>
           <w:p>
             <w:r>
@@ -7673,7 +7673,7 @@
       <w:tr>
         <w:tc>
           <w:tcPr>
-            <w:tcW w:type="dxa" w:w="2946"/>
+            <w:tcW w:type="dxa" w:w="3061"/>
           </w:tcPr>
           <w:p>
             <w:r>
@@ -7689,7 +7689,7 @@
         </w:tc>
         <w:tc>
           <w:tcPr>
-            <w:tcW w:type="dxa" w:w="2946"/>
+            <w:tcW w:type="dxa" w:w="3061"/>
           </w:tcPr>
           <w:p>
             <w:r>
@@ -7705,7 +7705,7 @@
         </w:tc>
         <w:tc>
           <w:tcPr>
-            <w:tcW w:type="dxa" w:w="2946"/>
+            <w:tcW w:type="dxa" w:w="3061"/>
           </w:tcPr>
           <w:p>
             <w:r>
@@ -7723,7 +7723,7 @@
       <w:tr>
         <w:tc>
           <w:tcPr>
-            <w:tcW w:type="dxa" w:w="2946"/>
+            <w:tcW w:type="dxa" w:w="3061"/>
           </w:tcPr>
           <w:p>
             <w:r>
@@ -7739,7 +7739,7 @@
         </w:tc>
         <w:tc>
           <w:tcPr>
-            <w:tcW w:type="dxa" w:w="2946"/>
+            <w:tcW w:type="dxa" w:w="3061"/>
           </w:tcPr>
           <w:p>
             <w:r>
@@ -7755,7 +7755,7 @@
         </w:tc>
         <w:tc>
           <w:tcPr>
-            <w:tcW w:type="dxa" w:w="2946"/>
+            <w:tcW w:type="dxa" w:w="3061"/>
           </w:tcPr>
           <w:p>
             <w:r>
@@ -7773,7 +7773,7 @@
       <w:tr>
         <w:tc>
           <w:tcPr>
-            <w:tcW w:type="dxa" w:w="2946"/>
+            <w:tcW w:type="dxa" w:w="3061"/>
           </w:tcPr>
           <w:p>
             <w:r>
@@ -7789,7 +7789,7 @@
         </w:tc>
         <w:tc>
           <w:tcPr>
-            <w:tcW w:type="dxa" w:w="2946"/>
+            <w:tcW w:type="dxa" w:w="3061"/>
           </w:tcPr>
           <w:p>
             <w:r>
@@ -7805,7 +7805,7 @@
         </w:tc>
         <w:tc>
           <w:tcPr>
-            <w:tcW w:type="dxa" w:w="2946"/>
+            <w:tcW w:type="dxa" w:w="3061"/>
           </w:tcPr>
           <w:p>
             <w:r>
@@ -7823,7 +7823,7 @@
       <w:tr>
         <w:tc>
           <w:tcPr>
-            <w:tcW w:type="dxa" w:w="2946"/>
+            <w:tcW w:type="dxa" w:w="3061"/>
           </w:tcPr>
           <w:p>
             <w:r>
@@ -7839,7 +7839,7 @@
         </w:tc>
         <w:tc>
           <w:tcPr>
-            <w:tcW w:type="dxa" w:w="2946"/>
+            <w:tcW w:type="dxa" w:w="3061"/>
           </w:tcPr>
           <w:p>
             <w:r>
@@ -7855,7 +7855,7 @@
         </w:tc>
         <w:tc>
           <w:tcPr>
-            <w:tcW w:type="dxa" w:w="2946"/>
+            <w:tcW w:type="dxa" w:w="3061"/>
           </w:tcPr>
           <w:p>
             <w:r>
@@ -7873,7 +7873,7 @@
       <w:tr>
         <w:tc>
           <w:tcPr>
-            <w:tcW w:type="dxa" w:w="2946"/>
+            <w:tcW w:type="dxa" w:w="3061"/>
           </w:tcPr>
           <w:p>
             <w:r>
@@ -7889,7 +7889,7 @@
         </w:tc>
         <w:tc>
           <w:tcPr>
-            <w:tcW w:type="dxa" w:w="2946"/>
+            <w:tcW w:type="dxa" w:w="3061"/>
           </w:tcPr>
           <w:p>
             <w:r>
@@ -7905,7 +7905,7 @@
         </w:tc>
         <w:tc>
           <w:tcPr>
-            <w:tcW w:type="dxa" w:w="2946"/>
+            <w:tcW w:type="dxa" w:w="3061"/>
           </w:tcPr>
           <w:p>
             <w:r>
@@ -7923,7 +7923,7 @@
       <w:tr>
         <w:tc>
           <w:tcPr>
-            <w:tcW w:type="dxa" w:w="2946"/>
+            <w:tcW w:type="dxa" w:w="3061"/>
           </w:tcPr>
           <w:p>
             <w:r>
@@ -7939,7 +7939,7 @@
         </w:tc>
         <w:tc>
           <w:tcPr>
-            <w:tcW w:type="dxa" w:w="2946"/>
+            <w:tcW w:type="dxa" w:w="3061"/>
           </w:tcPr>
           <w:p>
             <w:r>
@@ -7955,7 +7955,7 @@
         </w:tc>
         <w:tc>
           <w:tcPr>
-            <w:tcW w:type="dxa" w:w="2946"/>
+            <w:tcW w:type="dxa" w:w="3061"/>
           </w:tcPr>
           <w:p>
             <w:r>
@@ -7973,7 +7973,7 @@
       <w:tr>
         <w:tc>
           <w:tcPr>
-            <w:tcW w:type="dxa" w:w="2946"/>
+            <w:tcW w:type="dxa" w:w="3061"/>
           </w:tcPr>
           <w:p>
             <w:r>
@@ -7989,7 +7989,7 @@
         </w:tc>
         <w:tc>
           <w:tcPr>
-            <w:tcW w:type="dxa" w:w="2946"/>
+            <w:tcW w:type="dxa" w:w="3061"/>
           </w:tcPr>
           <w:p>
             <w:r>
@@ -8005,7 +8005,7 @@
         </w:tc>
         <w:tc>
           <w:tcPr>
-            <w:tcW w:type="dxa" w:w="2946"/>
+            <w:tcW w:type="dxa" w:w="3061"/>
           </w:tcPr>
           <w:p>
             <w:r>
@@ -8023,7 +8023,7 @@
       <w:tr>
         <w:tc>
           <w:tcPr>
-            <w:tcW w:type="dxa" w:w="2946"/>
+            <w:tcW w:type="dxa" w:w="3061"/>
           </w:tcPr>
           <w:p>
             <w:r>
@@ -8039,7 +8039,7 @@
         </w:tc>
         <w:tc>
           <w:tcPr>
-            <w:tcW w:type="dxa" w:w="2946"/>
+            <w:tcW w:type="dxa" w:w="3061"/>
           </w:tcPr>
           <w:p>
             <w:r>
@@ -8055,7 +8055,7 @@
         </w:tc>
         <w:tc>
           <w:tcPr>
-            <w:tcW w:type="dxa" w:w="2946"/>
+            <w:tcW w:type="dxa" w:w="3061"/>
           </w:tcPr>
           <w:p>
             <w:r>
@@ -8073,7 +8073,7 @@
       <w:tr>
         <w:tc>
           <w:tcPr>
-            <w:tcW w:type="dxa" w:w="2946"/>
+            <w:tcW w:type="dxa" w:w="3061"/>
           </w:tcPr>
           <w:p>
             <w:r>
@@ -8089,7 +8089,7 @@
         </w:tc>
         <w:tc>
           <w:tcPr>
-            <w:tcW w:type="dxa" w:w="2946"/>
+            <w:tcW w:type="dxa" w:w="3061"/>
           </w:tcPr>
           <w:p>
             <w:r>
@@ -8105,7 +8105,7 @@
         </w:tc>
         <w:tc>
           <w:tcPr>
-            <w:tcW w:type="dxa" w:w="2946"/>
+            <w:tcW w:type="dxa" w:w="3061"/>
           </w:tcPr>
           <w:p>
             <w:r>
@@ -8123,7 +8123,7 @@
       <w:tr>
         <w:tc>
           <w:tcPr>
-            <w:tcW w:type="dxa" w:w="2946"/>
+            <w:tcW w:type="dxa" w:w="3061"/>
           </w:tcPr>
           <w:p>
             <w:r>
@@ -8139,7 +8139,7 @@
         </w:tc>
         <w:tc>
           <w:tcPr>
-            <w:tcW w:type="dxa" w:w="2946"/>
+            <w:tcW w:type="dxa" w:w="3061"/>
           </w:tcPr>
           <w:p>
             <w:r>
@@ -8155,7 +8155,7 @@
         </w:tc>
         <w:tc>
           <w:tcPr>
-            <w:tcW w:type="dxa" w:w="2946"/>
+            <w:tcW w:type="dxa" w:w="3061"/>
           </w:tcPr>
           <w:p>
             <w:r>
@@ -8173,7 +8173,7 @@
       <w:tr>
         <w:tc>
           <w:tcPr>
-            <w:tcW w:type="dxa" w:w="2946"/>
+            <w:tcW w:type="dxa" w:w="3061"/>
           </w:tcPr>
           <w:p>
             <w:r>
@@ -8189,7 +8189,7 @@
         </w:tc>
         <w:tc>
           <w:tcPr>
-            <w:tcW w:type="dxa" w:w="2946"/>
+            <w:tcW w:type="dxa" w:w="3061"/>
           </w:tcPr>
           <w:p>
             <w:r>
@@ -8205,7 +8205,7 @@
         </w:tc>
         <w:tc>
           <w:tcPr>
-            <w:tcW w:type="dxa" w:w="2946"/>
+            <w:tcW w:type="dxa" w:w="3061"/>
           </w:tcPr>
           <w:p>
             <w:r>
@@ -8223,7 +8223,7 @@
       <w:tr>
         <w:tc>
           <w:tcPr>
-            <w:tcW w:type="dxa" w:w="2946"/>
+            <w:tcW w:type="dxa" w:w="3061"/>
           </w:tcPr>
           <w:p>
             <w:r>
@@ -8239,7 +8239,7 @@
         </w:tc>
         <w:tc>
           <w:tcPr>
-            <w:tcW w:type="dxa" w:w="2946"/>
+            <w:tcW w:type="dxa" w:w="3061"/>
           </w:tcPr>
           <w:p>
             <w:r>
@@ -8255,7 +8255,7 @@
         </w:tc>
         <w:tc>
           <w:tcPr>
-            <w:tcW w:type="dxa" w:w="2946"/>
+            <w:tcW w:type="dxa" w:w="3061"/>
           </w:tcPr>
           <w:p>
             <w:r>
@@ -8273,7 +8273,7 @@
       <w:tr>
         <w:tc>
           <w:tcPr>
-            <w:tcW w:type="dxa" w:w="2946"/>
+            <w:tcW w:type="dxa" w:w="3061"/>
           </w:tcPr>
           <w:p>
             <w:r>
@@ -8289,7 +8289,7 @@
         </w:tc>
         <w:tc>
           <w:tcPr>
-            <w:tcW w:type="dxa" w:w="2946"/>
+            <w:tcW w:type="dxa" w:w="3061"/>
           </w:tcPr>
           <w:p>
             <w:r>
@@ -8305,7 +8305,7 @@
         </w:tc>
         <w:tc>
           <w:tcPr>
-            <w:tcW w:type="dxa" w:w="2946"/>
+            <w:tcW w:type="dxa" w:w="3061"/>
           </w:tcPr>
           <w:p>
             <w:r>
@@ -8323,7 +8323,7 @@
       <w:tr>
         <w:tc>
           <w:tcPr>
-            <w:tcW w:type="dxa" w:w="2946"/>
+            <w:tcW w:type="dxa" w:w="3061"/>
           </w:tcPr>
           <w:p>
             <w:r>
@@ -8339,7 +8339,7 @@
         </w:tc>
         <w:tc>
           <w:tcPr>
-            <w:tcW w:type="dxa" w:w="2946"/>
+            <w:tcW w:type="dxa" w:w="3061"/>
           </w:tcPr>
           <w:p>
             <w:r>
@@ -8355,7 +8355,7 @@
         </w:tc>
         <w:tc>
           <w:tcPr>
-            <w:tcW w:type="dxa" w:w="2946"/>
+            <w:tcW w:type="dxa" w:w="3061"/>
           </w:tcPr>
           <w:p>
             <w:r>
@@ -8373,7 +8373,7 @@
       <w:tr>
         <w:tc>
           <w:tcPr>
-            <w:tcW w:type="dxa" w:w="2946"/>
+            <w:tcW w:type="dxa" w:w="3061"/>
           </w:tcPr>
           <w:p>
             <w:r>
@@ -8389,7 +8389,7 @@
         </w:tc>
         <w:tc>
           <w:tcPr>
-            <w:tcW w:type="dxa" w:w="2946"/>
+            <w:tcW w:type="dxa" w:w="3061"/>
           </w:tcPr>
           <w:p>
             <w:r>
@@ -8405,7 +8405,7 @@
         </w:tc>
         <w:tc>
           <w:tcPr>
-            <w:tcW w:type="dxa" w:w="2946"/>
+            <w:tcW w:type="dxa" w:w="3061"/>
           </w:tcPr>
           <w:p>
             <w:r>
@@ -8423,7 +8423,7 @@
       <w:tr>
         <w:tc>
           <w:tcPr>
-            <w:tcW w:type="dxa" w:w="2946"/>
+            <w:tcW w:type="dxa" w:w="3061"/>
           </w:tcPr>
           <w:p>
             <w:r>
@@ -8439,7 +8439,7 @@
         </w:tc>
         <w:tc>
           <w:tcPr>
-            <w:tcW w:type="dxa" w:w="2946"/>
+            <w:tcW w:type="dxa" w:w="3061"/>
           </w:tcPr>
           <w:p>
             <w:r>
@@ -8455,7 +8455,7 @@
         </w:tc>
         <w:tc>
           <w:tcPr>
-            <w:tcW w:type="dxa" w:w="2946"/>
+            <w:tcW w:type="dxa" w:w="3061"/>
           </w:tcPr>
           <w:p>
             <w:r>
@@ -8473,7 +8473,7 @@
       <w:tr>
         <w:tc>
           <w:tcPr>
-            <w:tcW w:type="dxa" w:w="2946"/>
+            <w:tcW w:type="dxa" w:w="3061"/>
           </w:tcPr>
           <w:p>
             <w:r>
@@ -8489,7 +8489,7 @@
         </w:tc>
         <w:tc>
           <w:tcPr>
-            <w:tcW w:type="dxa" w:w="2946"/>
+            <w:tcW w:type="dxa" w:w="3061"/>
           </w:tcPr>
           <w:p>
             <w:r>
@@ -8505,7 +8505,7 @@
         </w:tc>
         <w:tc>
           <w:tcPr>
-            <w:tcW w:type="dxa" w:w="2946"/>
+            <w:tcW w:type="dxa" w:w="3061"/>
           </w:tcPr>
           <w:p>
             <w:r>
@@ -8523,7 +8523,7 @@
       <w:tr>
         <w:tc>
           <w:tcPr>
-            <w:tcW w:type="dxa" w:w="2946"/>
+            <w:tcW w:type="dxa" w:w="3061"/>
           </w:tcPr>
           <w:p>
             <w:r>
@@ -8539,7 +8539,7 @@
         </w:tc>
         <w:tc>
           <w:tcPr>
-            <w:tcW w:type="dxa" w:w="2946"/>
+            <w:tcW w:type="dxa" w:w="3061"/>
           </w:tcPr>
           <w:p>
             <w:r>
@@ -8555,7 +8555,7 @@
         </w:tc>
         <w:tc>
           <w:tcPr>
-            <w:tcW w:type="dxa" w:w="2946"/>
+            <w:tcW w:type="dxa" w:w="3061"/>
           </w:tcPr>
           <w:p>
             <w:r>
@@ -8573,7 +8573,7 @@
       <w:tr>
         <w:tc>
           <w:tcPr>
-            <w:tcW w:type="dxa" w:w="2946"/>
+            <w:tcW w:type="dxa" w:w="3061"/>
           </w:tcPr>
           <w:p>
             <w:r>
@@ -8589,7 +8589,7 @@
         </w:tc>
         <w:tc>
           <w:tcPr>
-            <w:tcW w:type="dxa" w:w="2946"/>
+            <w:tcW w:type="dxa" w:w="3061"/>
           </w:tcPr>
           <w:p>
             <w:r>
@@ -8605,7 +8605,7 @@
         </w:tc>
         <w:tc>
           <w:tcPr>
-            <w:tcW w:type="dxa" w:w="2946"/>
+            <w:tcW w:type="dxa" w:w="3061"/>
           </w:tcPr>
           <w:p>
             <w:r>
@@ -8623,7 +8623,7 @@
       <w:tr>
         <w:tc>
           <w:tcPr>
-            <w:tcW w:type="dxa" w:w="2946"/>
+            <w:tcW w:type="dxa" w:w="3061"/>
           </w:tcPr>
           <w:p>
             <w:r>
@@ -8639,7 +8639,7 @@
         </w:tc>
         <w:tc>
           <w:tcPr>
-            <w:tcW w:type="dxa" w:w="2946"/>
+            <w:tcW w:type="dxa" w:w="3061"/>
           </w:tcPr>
           <w:p>
             <w:r>
@@ -8655,7 +8655,7 @@
         </w:tc>
         <w:tc>
           <w:tcPr>
-            <w:tcW w:type="dxa" w:w="2946"/>
+            <w:tcW w:type="dxa" w:w="3061"/>
           </w:tcPr>
           <w:p>
             <w:r>
@@ -8673,7 +8673,7 @@
       <w:tr>
         <w:tc>
           <w:tcPr>
-            <w:tcW w:type="dxa" w:w="2946"/>
+            <w:tcW w:type="dxa" w:w="3061"/>
           </w:tcPr>
           <w:p>
             <w:r>
@@ -8689,7 +8689,7 @@
         </w:tc>
         <w:tc>
           <w:tcPr>
-            <w:tcW w:type="dxa" w:w="2946"/>
+            <w:tcW w:type="dxa" w:w="3061"/>
           </w:tcPr>
           <w:p>
             <w:r>
@@ -8705,7 +8705,7 @@
         </w:tc>
         <w:tc>
           <w:tcPr>
-            <w:tcW w:type="dxa" w:w="2946"/>
+            <w:tcW w:type="dxa" w:w="3061"/>
           </w:tcPr>
           <w:p>
             <w:r>
@@ -8757,13 +8757,121 @@
       </w:r>
     </w:p>
     <w:sectPr>
-      <w:pgSz w:w="12240" w:h="15840"/>
-      <w:pgMar w:top="1474" w:right="1701" w:bottom="1474" w:left="1701" w:header="720" w:footer="720" w:gutter="0"/>
+      <w:headerReference w:type="default" r:id="rId9"/>
+      <w:footerReference w:type="default" r:id="rId10"/>
+      <w:headerReference w:type="first" r:id="rId11"/>
+      <w:footerReference w:type="first" r:id="rId12"/>
+      <w:pgSz w:w="11906" w:h="16838"/>
+      <w:pgMar w:top="1361" w:right="1361" w:bottom="1247" w:left="1361" w:header="567" w:footer="567" w:gutter="0"/>
       <w:cols w:space="720"/>
+      <w:titlePg/>
       <w:docGrid w:linePitch="360"/>
     </w:sectPr>
   </w:body>
 </w:document>
+</file>
+
+<file path=word/footer1.xml><?xml version="1.0" encoding="utf-8"?>
+<w:ftr xmlns:m="http://schemas.openxmlformats.org/officeDocument/2006/math" xmlns:mc="http://schemas.openxmlformats.org/markup-compatibility/2006" xmlns:mo="http://schemas.microsoft.com/office/mac/office/2008/main" xmlns:mv="urn:schemas-microsoft-com:mac:vml" xmlns:o="urn:schemas-microsoft-com:office:office" xmlns:r="http://schemas.openxmlformats.org/officeDocument/2006/relationships" xmlns:v="urn:schemas-microsoft-com:vml" xmlns:w10="urn:schemas-microsoft-com:office:word" xmlns:w14="http://schemas.microsoft.com/office/word/2010/wordml" xmlns:w="http://schemas.openxmlformats.org/wordprocessingml/2006/main" xmlns:wne="http://schemas.microsoft.com/office/word/2006/wordml" xmlns:wp14="http://schemas.microsoft.com/office/word/2010/wordprocessingDrawing" xmlns:wp="http://schemas.openxmlformats.org/drawingml/2006/wordprocessingDrawing" xmlns:wpc="http://schemas.microsoft.com/office/word/2010/wordprocessingCanvas" xmlns:wpg="http://schemas.microsoft.com/office/word/2010/wordprocessingGroup" xmlns:wpi="http://schemas.microsoft.com/office/word/2010/wordprocessingInk" xmlns:wps="http://schemas.microsoft.com/office/word/2010/wordprocessingShape" mc:Ignorable="w14 wp14">
+  <w:p>
+    <w:pPr>
+      <w:pStyle w:val="Footer"/>
+      <w:jc w:val="left"/>
+    </w:pPr>
+    <w:r>
+      <w:rPr>
+        <w:rFonts w:ascii="Times New Roman" w:hAnsi="Times New Roman" w:eastAsia="宋体"/>
+        <w:b w:val="0"/>
+        <w:i w:val="0"/>
+        <w:color w:val="6B6F78"/>
+        <w:sz w:val="18"/>
+      </w:rPr>
+      <w:t xml:space="preserve">复旦大学住房政策研究中心  ·  WAIC2026 人工智能产业空间白皮书    </w:t>
+    </w:r>
+    <w:r>
+      <w:fldChar w:fldCharType="begin"/>
+      <w:instrText xml:space="preserve"> PAGE </w:instrText>
+      <w:fldChar w:fldCharType="end"/>
+    </w:r>
+  </w:p>
+</w:ftr>
+</file>
+
+<file path=word/footer2.xml><?xml version="1.0" encoding="utf-8"?>
+<w:ftr xmlns:m="http://schemas.openxmlformats.org/officeDocument/2006/math" xmlns:mc="http://schemas.openxmlformats.org/markup-compatibility/2006" xmlns:mo="http://schemas.microsoft.com/office/mac/office/2008/main" xmlns:mv="urn:schemas-microsoft-com:mac:vml" xmlns:o="urn:schemas-microsoft-com:office:office" xmlns:r="http://schemas.openxmlformats.org/officeDocument/2006/relationships" xmlns:v="urn:schemas-microsoft-com:vml" xmlns:w10="urn:schemas-microsoft-com:office:word" xmlns:w14="http://schemas.microsoft.com/office/word/2010/wordml" xmlns:w="http://schemas.openxmlformats.org/wordprocessingml/2006/main" xmlns:wne="http://schemas.microsoft.com/office/word/2006/wordml" xmlns:wp14="http://schemas.microsoft.com/office/word/2010/wordprocessingDrawing" xmlns:wp="http://schemas.openxmlformats.org/drawingml/2006/wordprocessingDrawing" xmlns:wpc="http://schemas.microsoft.com/office/word/2010/wordprocessingCanvas" xmlns:wpg="http://schemas.microsoft.com/office/word/2010/wordprocessingGroup" xmlns:wpi="http://schemas.microsoft.com/office/word/2010/wordprocessingInk" xmlns:wps="http://schemas.microsoft.com/office/word/2010/wordprocessingShape" mc:Ignorable="w14 wp14">
+  <w:p>
+    <w:pPr>
+      <w:pStyle w:val="Footer"/>
+    </w:pPr>
+    <w:r/>
+  </w:p>
+</w:ftr>
+</file>
+
+<file path=word/header1.xml><?xml version="1.0" encoding="utf-8"?>
+<w:hdr xmlns:m="http://schemas.openxmlformats.org/officeDocument/2006/math" xmlns:mc="http://schemas.openxmlformats.org/markup-compatibility/2006" xmlns:mo="http://schemas.microsoft.com/office/mac/office/2008/main" xmlns:mv="urn:schemas-microsoft-com:mac:vml" xmlns:o="urn:schemas-microsoft-com:office:office" xmlns:r="http://schemas.openxmlformats.org/officeDocument/2006/relationships" xmlns:v="urn:schemas-microsoft-com:vml" xmlns:w10="urn:schemas-microsoft-com:office:word" xmlns:w14="http://schemas.microsoft.com/office/word/2010/wordml" xmlns:w="http://schemas.openxmlformats.org/wordprocessingml/2006/main" xmlns:wne="http://schemas.microsoft.com/office/word/2006/wordml" xmlns:wp14="http://schemas.microsoft.com/office/word/2010/wordprocessingDrawing" xmlns:wp="http://schemas.openxmlformats.org/drawingml/2006/wordprocessingDrawing" xmlns:wpc="http://schemas.microsoft.com/office/word/2010/wordprocessingCanvas" xmlns:wpg="http://schemas.microsoft.com/office/word/2010/wordprocessingGroup" xmlns:wpi="http://schemas.microsoft.com/office/word/2010/wordprocessingInk" xmlns:wps="http://schemas.microsoft.com/office/word/2010/wordprocessingShape" mc:Ignorable="w14 wp14">
+  <w:p>
+    <w:pPr>
+      <w:pStyle w:val="Header"/>
+      <w:jc w:val="left"/>
+    </w:pPr>
+    <w:r>
+      <w:drawing>
+        <wp:inline xmlns:a="http://schemas.openxmlformats.org/drawingml/2006/main" xmlns:pic="http://schemas.openxmlformats.org/drawingml/2006/picture">
+          <wp:extent cx="2015999" cy="751304"/>
+          <wp:docPr id="1" name="Picture 1"/>
+          <wp:cNvGraphicFramePr>
+            <a:graphicFrameLocks noChangeAspect="1"/>
+          </wp:cNvGraphicFramePr>
+          <a:graphic>
+            <a:graphicData uri="http://schemas.openxmlformats.org/drawingml/2006/picture">
+              <pic:pic>
+                <pic:nvPicPr>
+                  <pic:cNvPr id="0" name="logo_rchp_mark.png"/>
+                  <pic:cNvPicPr/>
+                </pic:nvPicPr>
+                <pic:blipFill>
+                  <a:blip r:embed="rId1"/>
+                  <a:stretch>
+                    <a:fillRect/>
+                  </a:stretch>
+                </pic:blipFill>
+                <pic:spPr>
+                  <a:xfrm>
+                    <a:off x="0" y="0"/>
+                    <a:ext cx="2015999" cy="751304"/>
+                  </a:xfrm>
+                  <a:prstGeom prst="rect"/>
+                </pic:spPr>
+              </pic:pic>
+            </a:graphicData>
+          </a:graphic>
+        </wp:inline>
+      </w:drawing>
+    </w:r>
+    <w:r>
+      <w:rPr>
+        <w:rFonts w:ascii="Times New Roman" w:hAnsi="Times New Roman" w:eastAsia="黑体"/>
+        <w:b w:val="0"/>
+        <w:i w:val="0"/>
+        <w:color w:val="6B6F78"/>
+        <w:sz w:val="18"/>
+      </w:rPr>
+      <w:t xml:space="preserve">    中心研究文稿 · 第二号  FDU-HPRC-WP-2026-02</w:t>
+    </w:r>
+  </w:p>
+</w:hdr>
+</file>
+
+<file path=word/header2.xml><?xml version="1.0" encoding="utf-8"?>
+<w:hdr xmlns:m="http://schemas.openxmlformats.org/officeDocument/2006/math" xmlns:mc="http://schemas.openxmlformats.org/markup-compatibility/2006" xmlns:mo="http://schemas.microsoft.com/office/mac/office/2008/main" xmlns:mv="urn:schemas-microsoft-com:mac:vml" xmlns:o="urn:schemas-microsoft-com:office:office" xmlns:r="http://schemas.openxmlformats.org/officeDocument/2006/relationships" xmlns:v="urn:schemas-microsoft-com:vml" xmlns:w10="urn:schemas-microsoft-com:office:word" xmlns:w14="http://schemas.microsoft.com/office/word/2010/wordml" xmlns:w="http://schemas.openxmlformats.org/wordprocessingml/2006/main" xmlns:wne="http://schemas.microsoft.com/office/word/2006/wordml" xmlns:wp14="http://schemas.microsoft.com/office/word/2010/wordprocessingDrawing" xmlns:wp="http://schemas.openxmlformats.org/drawingml/2006/wordprocessingDrawing" xmlns:wpc="http://schemas.microsoft.com/office/word/2010/wordprocessingCanvas" xmlns:wpg="http://schemas.microsoft.com/office/word/2010/wordprocessingGroup" xmlns:wpi="http://schemas.microsoft.com/office/word/2010/wordprocessingInk" xmlns:wps="http://schemas.microsoft.com/office/word/2010/wordprocessingShape" mc:Ignorable="w14 wp14">
+  <w:p>
+    <w:pPr>
+      <w:pStyle w:val="Header"/>
+    </w:pPr>
+    <w:r/>
+  </w:p>
+</w:hdr>
 </file>
 
 <file path=word/numbering.xml><?xml version="1.0" encoding="utf-8"?>
